--- a/docs/manuscript/SmartSpend_Progress_Report_Week5.docx
+++ b/docs/manuscript/SmartSpend_Progress_Report_Week5.docx
@@ -4,7 +4,6 @@
   <w:body>
     <w:tbl>
       <w:tblPr>
-        <w:tblW w:type="auto" w:w="0"/>
         <w:tblLook w:firstColumn="1" w:firstRow="1" w:lastColumn="0" w:lastRow="0" w:noHBand="0" w:noVBand="1" w:val="04A0"/>
         <w:tblW w:w="10224" w:type="dxa"/>
         <w:jc w:val="center"/>
@@ -122,7 +121,6 @@
     </w:p>
     <w:tbl>
       <w:tblPr>
-        <w:tblW w:type="auto" w:w="0"/>
         <w:tblLook w:firstColumn="1" w:firstRow="1" w:lastColumn="0" w:lastRow="0" w:noHBand="0" w:noVBand="1" w:val="04A0"/>
         <w:tblW w:w="10224" w:type="dxa"/>
         <w:tblBorders>
@@ -164,7 +162,6 @@
     <w:p/>
     <w:tbl>
       <w:tblPr>
-        <w:tblW w:type="auto" w:w="0"/>
         <w:tblLook w:firstColumn="1" w:firstRow="1" w:lastColumn="0" w:lastRow="0" w:noHBand="0" w:noVBand="1" w:val="04A0"/>
         <w:tblW w:w="10224" w:type="dxa"/>
         <w:tblBorders>
@@ -279,7 +276,6 @@
     </w:p>
     <w:tbl>
       <w:tblPr>
-        <w:tblW w:type="auto" w:w="0"/>
         <w:tblLook w:firstColumn="1" w:firstRow="1" w:lastColumn="0" w:lastRow="0" w:noHBand="0" w:noVBand="1" w:val="04A0"/>
         <w:tblW w:w="10224" w:type="dxa"/>
         <w:jc w:val="left"/>
@@ -437,7 +433,6 @@
     </w:p>
     <w:tbl>
       <w:tblPr>
-        <w:tblW w:type="auto" w:w="0"/>
         <w:tblLook w:firstColumn="1" w:firstRow="1" w:lastColumn="0" w:lastRow="0" w:noHBand="0" w:noVBand="1" w:val="04A0"/>
         <w:tblW w:w="10224" w:type="dxa"/>
         <w:tblBorders>
@@ -675,7 +670,6 @@
     </w:p>
     <w:tbl>
       <w:tblPr>
-        <w:tblW w:type="auto" w:w="0"/>
         <w:tblLook w:firstColumn="1" w:firstRow="1" w:lastColumn="0" w:lastRow="0" w:noHBand="0" w:noVBand="1" w:val="04A0"/>
         <w:tblW w:w="10224" w:type="dxa"/>
         <w:tblBorders>
@@ -941,7 +935,6 @@
     </w:p>
     <w:tbl>
       <w:tblPr>
-        <w:tblW w:type="auto" w:w="0"/>
         <w:tblLook w:firstColumn="1" w:firstRow="1" w:lastColumn="0" w:lastRow="0" w:noHBand="0" w:noVBand="1" w:val="04A0"/>
         <w:tblW w:w="10224" w:type="dxa"/>
         <w:tblBorders>
@@ -1082,7 +1075,6 @@
     </w:p>
     <w:tbl>
       <w:tblPr>
-        <w:tblW w:type="auto" w:w="0"/>
         <w:tblLook w:firstColumn="1" w:firstRow="1" w:lastColumn="0" w:lastRow="0" w:noHBand="0" w:noVBand="1" w:val="04A0"/>
         <w:tblW w:w="10224" w:type="dxa"/>
         <w:tblBorders>
@@ -1173,7 +1165,6 @@
     </w:p>
     <w:tbl>
       <w:tblPr>
-        <w:tblW w:type="auto" w:w="0"/>
         <w:tblLook w:firstColumn="1" w:firstRow="1" w:lastColumn="0" w:lastRow="0" w:noHBand="0" w:noVBand="1" w:val="04A0"/>
         <w:tblW w:w="10224" w:type="dxa"/>
         <w:tblBorders>
@@ -1264,7 +1255,6 @@
     </w:p>
     <w:tbl>
       <w:tblPr>
-        <w:tblW w:type="auto" w:w="0"/>
         <w:tblLook w:firstColumn="1" w:firstRow="1" w:lastColumn="0" w:lastRow="0" w:noHBand="0" w:noVBand="1" w:val="04A0"/>
         <w:tblW w:w="10224" w:type="dxa"/>
         <w:tblBorders>
@@ -1430,7 +1420,6 @@
     </w:p>
     <w:tbl>
       <w:tblPr>
-        <w:tblW w:type="auto" w:w="0"/>
         <w:tblLook w:firstColumn="1" w:firstRow="1" w:lastColumn="0" w:lastRow="0" w:noHBand="0" w:noVBand="1" w:val="04A0"/>
         <w:tblW w:w="10224" w:type="dxa"/>
         <w:tblBorders>
@@ -1702,7 +1691,6 @@
     <w:p/>
     <w:tbl>
       <w:tblPr>
-        <w:tblW w:type="auto" w:w="0"/>
         <w:tblLook w:firstColumn="1" w:firstRow="1" w:lastColumn="0" w:lastRow="0" w:noHBand="0" w:noVBand="1" w:val="04A0"/>
         <w:tblW w:w="10224" w:type="dxa"/>
         <w:tblBorders>
@@ -1867,9 +1855,6 @@
   <w:p>
     <w:pPr>
       <w:pStyle w:val="Footer"/>
-      <w:tabs>
-        <w:tab w:pos="10224" w:val="left"/>
-      </w:tabs>
       <w:spacing w:before="40" w:after="0"/>
     </w:pPr>
     <w:r>
@@ -1891,16 +1876,32 @@
       </w:rPr>
       <w:t xml:space="preserve">Page </w:t>
     </w:r>
-    <w:fldChar w:fldCharType="end"/>
-    <w:instrText> PAGE </w:instrText>
-    <w:fldChar w:fldCharType="begin"/>
     <w:r>
+      <w:fldChar w:fldCharType="begin"/>
+    </w:r>
+    <w:r>
+      <w:instrText xml:space="preserve"> PAGE </w:instrText>
+    </w:r>
+    <w:r>
+      <w:fldChar w:fldCharType="end"/>
+    </w:r>
+    <w:r>
+      <w:rPr>
+        <w:rFonts w:ascii="Tahoma" w:hAnsi="Tahoma"/>
+        <w:color w:val="6B6B6B"/>
+        <w:sz w:val="14"/>
+      </w:rPr>
       <w:t xml:space="preserve"> of </w:t>
     </w:r>
-    <w:r/>
-    <w:fldChar w:fldCharType="end"/>
-    <w:instrText> NUMPAGES </w:instrText>
-    <w:fldChar w:fldCharType="begin"/>
+    <w:r>
+      <w:fldChar w:fldCharType="begin"/>
+    </w:r>
+    <w:r>
+      <w:instrText xml:space="preserve"> NUMPAGES </w:instrText>
+    </w:r>
+    <w:r>
+      <w:fldChar w:fldCharType="end"/>
+    </w:r>
   </w:p>
 </w:ftr>
 </file>

--- a/docs/manuscript/SmartSpend_Progress_Report_Week5.docx
+++ b/docs/manuscript/SmartSpend_Progress_Report_Week5.docx
@@ -1415,7 +1415,7 @@
           <w:color w:val="6B6B6B"/>
           <w:sz w:val="18"/>
         </w:rPr>
-        <w:t>Attach clear photos showing actual progress of the project. Each photo should have a short caption describing what is shown. Add more rows if needed.</w:t>
+        <w:t>Attach clear photos showing actual progress of the project. Each photo should have a short caption describing what is shown.</w:t>
       </w:r>
     </w:p>
     <w:tbl>
@@ -1443,16 +1443,42 @@
           </w:tcPr>
           <w:p>
             <w:pPr>
-              <w:spacing w:before="720" w:after="720"/>
+              <w:spacing w:before="80" w:after="80"/>
               <w:jc w:val="center"/>
             </w:pPr>
             <w:r>
-              <w:rPr>
-                <w:rFonts w:ascii="Tahoma" w:hAnsi="Tahoma"/>
-                <w:color w:val="6B6B6B"/>
-                <w:sz w:val="17"/>
-              </w:rPr>
-              <w:t>[ Insert Photo 1 Here ]</w:t>
+              <w:drawing>
+                <wp:inline xmlns:a="http://schemas.openxmlformats.org/drawingml/2006/main" xmlns:pic="http://schemas.openxmlformats.org/drawingml/2006/picture">
+                  <wp:extent cx="2103120" cy="4673600"/>
+                  <wp:docPr id="1" name="Picture 1"/>
+                  <wp:cNvGraphicFramePr>
+                    <a:graphicFrameLocks noChangeAspect="1"/>
+                  </wp:cNvGraphicFramePr>
+                  <a:graphic>
+                    <a:graphicData uri="http://schemas.openxmlformats.org/drawingml/2006/picture">
+                      <pic:pic>
+                        <pic:nvPicPr>
+                          <pic:cNvPr id="0" name="Screenshot_2026-09-03-09-26-17-229_com.lucidframe.smartspend_app.jpg"/>
+                          <pic:cNvPicPr/>
+                        </pic:nvPicPr>
+                        <pic:blipFill>
+                          <a:blip r:embed="rId9"/>
+                          <a:stretch>
+                            <a:fillRect/>
+                          </a:stretch>
+                        </pic:blipFill>
+                        <pic:spPr>
+                          <a:xfrm>
+                            <a:off x="0" y="0"/>
+                            <a:ext cx="2103120" cy="4673600"/>
+                          </a:xfrm>
+                          <a:prstGeom prst="rect"/>
+                        </pic:spPr>
+                      </pic:pic>
+                    </a:graphicData>
+                  </a:graphic>
+                </wp:inline>
+              </w:drawing>
             </w:r>
           </w:p>
         </w:tc>
@@ -1463,16 +1489,42 @@
           </w:tcPr>
           <w:p>
             <w:pPr>
-              <w:spacing w:before="720" w:after="720"/>
+              <w:spacing w:before="80" w:after="80"/>
               <w:jc w:val="center"/>
             </w:pPr>
             <w:r>
-              <w:rPr>
-                <w:rFonts w:ascii="Tahoma" w:hAnsi="Tahoma"/>
-                <w:color w:val="6B6B6B"/>
-                <w:sz w:val="17"/>
-              </w:rPr>
-              <w:t>[ Insert Photo 2 Here ]</w:t>
+              <w:drawing>
+                <wp:inline xmlns:a="http://schemas.openxmlformats.org/drawingml/2006/main" xmlns:pic="http://schemas.openxmlformats.org/drawingml/2006/picture">
+                  <wp:extent cx="2103120" cy="4673600"/>
+                  <wp:docPr id="2" name="Picture 2"/>
+                  <wp:cNvGraphicFramePr>
+                    <a:graphicFrameLocks noChangeAspect="1"/>
+                  </wp:cNvGraphicFramePr>
+                  <a:graphic>
+                    <a:graphicData uri="http://schemas.openxmlformats.org/drawingml/2006/picture">
+                      <pic:pic>
+                        <pic:nvPicPr>
+                          <pic:cNvPr id="0" name="Screenshot_2026-09-03-09-25-53-905_com.lucidframe.smartspend_app.jpg"/>
+                          <pic:cNvPicPr/>
+                        </pic:nvPicPr>
+                        <pic:blipFill>
+                          <a:blip r:embed="rId10"/>
+                          <a:stretch>
+                            <a:fillRect/>
+                          </a:stretch>
+                        </pic:blipFill>
+                        <pic:spPr>
+                          <a:xfrm>
+                            <a:off x="0" y="0"/>
+                            <a:ext cx="2103120" cy="4673600"/>
+                          </a:xfrm>
+                          <a:prstGeom prst="rect"/>
+                        </pic:spPr>
+                      </pic:pic>
+                    </a:graphicData>
+                  </a:graphic>
+                </wp:inline>
+              </w:drawing>
             </w:r>
           </w:p>
         </w:tc>
@@ -1485,7 +1537,7 @@
           </w:tcPr>
           <w:p>
             <w:pPr>
-              <w:spacing w:before="240" w:after="240"/>
+              <w:spacing w:before="60" w:after="60"/>
               <w:jc w:val="left"/>
             </w:pPr>
             <w:r>
@@ -1494,7 +1546,7 @@
                 <w:color w:val="222222"/>
                 <w:sz w:val="18"/>
               </w:rPr>
-              <w:t xml:space="preserve">Caption: </w:t>
+              <w:t>AI chat — language fix (Week 5 Bug #4): AI now replies in English when user writes in English, Taglish when Filipino</w:t>
             </w:r>
           </w:p>
         </w:tc>
@@ -1505,7 +1557,7 @@
           </w:tcPr>
           <w:p>
             <w:pPr>
-              <w:spacing w:before="240" w:after="240"/>
+              <w:spacing w:before="60" w:after="60"/>
               <w:jc w:val="left"/>
             </w:pPr>
             <w:r>
@@ -1514,7 +1566,120 @@
                 <w:color w:val="222222"/>
                 <w:sz w:val="18"/>
               </w:rPr>
-              <w:t xml:space="preserve">Caption: </w:t>
+              <w:t>Analytics — FMS breakdown showing Logging Consistency fix (Bug #2): 13/25 reflects honest score, not inflated 25/25</w:t>
+            </w:r>
+          </w:p>
+        </w:tc>
+      </w:tr>
+    </w:tbl>
+    <w:p/>
+    <w:tbl>
+      <w:tblPr>
+        <w:tblLook w:firstColumn="1" w:firstRow="1" w:lastColumn="0" w:lastRow="0" w:noHBand="0" w:noVBand="1" w:val="04A0"/>
+        <w:tblW w:w="10224" w:type="dxa"/>
+        <w:tblBorders>
+          <w:top w:val="single" w:sz="4" w:space="0" w:color="AAAAAA"/>
+          <w:left w:val="single" w:sz="4" w:space="0" w:color="AAAAAA"/>
+          <w:bottom w:val="single" w:sz="4" w:space="0" w:color="AAAAAA"/>
+          <w:right w:val="single" w:sz="4" w:space="0" w:color="AAAAAA"/>
+          <w:insideH w:val="single" w:sz="4" w:space="0" w:color="AAAAAA"/>
+          <w:insideV w:val="single" w:sz="4" w:space="0" w:color="AAAAAA"/>
+        </w:tblBorders>
+      </w:tblPr>
+      <w:tblGrid>
+        <w:gridCol w:w="5112"/>
+        <w:gridCol w:w="5112"/>
+      </w:tblGrid>
+      <w:tr>
+        <w:tc>
+          <w:tcPr>
+            <w:tcW w:type="dxa" w:w="5112"/>
+            <w:tcW w:w="5112" w:type="dxa"/>
+          </w:tcPr>
+          <w:p>
+            <w:pPr>
+              <w:spacing w:before="80" w:after="80"/>
+              <w:jc w:val="center"/>
+            </w:pPr>
+            <w:r>
+              <w:drawing>
+                <wp:inline xmlns:a="http://schemas.openxmlformats.org/drawingml/2006/main" xmlns:pic="http://schemas.openxmlformats.org/drawingml/2006/picture">
+                  <wp:extent cx="2103120" cy="4673600"/>
+                  <wp:docPr id="3" name="Picture 3"/>
+                  <wp:cNvGraphicFramePr>
+                    <a:graphicFrameLocks noChangeAspect="1"/>
+                  </wp:cNvGraphicFramePr>
+                  <a:graphic>
+                    <a:graphicData uri="http://schemas.openxmlformats.org/drawingml/2006/picture">
+                      <pic:pic>
+                        <pic:nvPicPr>
+                          <pic:cNvPr id="0" name="Screenshot_2026-09-03-09-26-26-277_com.lucidframe.smartspend_app.jpg"/>
+                          <pic:cNvPicPr/>
+                        </pic:nvPicPr>
+                        <pic:blipFill>
+                          <a:blip r:embed="rId11"/>
+                          <a:stretch>
+                            <a:fillRect/>
+                          </a:stretch>
+                        </pic:blipFill>
+                        <pic:spPr>
+                          <a:xfrm>
+                            <a:off x="0" y="0"/>
+                            <a:ext cx="2103120" cy="4673600"/>
+                          </a:xfrm>
+                          <a:prstGeom prst="rect"/>
+                        </pic:spPr>
+                      </pic:pic>
+                    </a:graphicData>
+                  </a:graphic>
+                </wp:inline>
+              </w:drawing>
+            </w:r>
+          </w:p>
+        </w:tc>
+        <w:tc>
+          <w:tcPr>
+            <w:tcW w:type="dxa" w:w="5112"/>
+            <w:tcW w:w="5112" w:type="dxa"/>
+          </w:tcPr>
+          <w:p>
+            <w:pPr>
+              <w:spacing w:before="80" w:after="80"/>
+              <w:jc w:val="center"/>
+            </w:pPr>
+            <w:r>
+              <w:drawing>
+                <wp:inline xmlns:a="http://schemas.openxmlformats.org/drawingml/2006/main" xmlns:pic="http://schemas.openxmlformats.org/drawingml/2006/picture">
+                  <wp:extent cx="2103120" cy="4673600"/>
+                  <wp:docPr id="4" name="Picture 4"/>
+                  <wp:cNvGraphicFramePr>
+                    <a:graphicFrameLocks noChangeAspect="1"/>
+                  </wp:cNvGraphicFramePr>
+                  <a:graphic>
+                    <a:graphicData uri="http://schemas.openxmlformats.org/drawingml/2006/picture">
+                      <pic:pic>
+                        <pic:nvPicPr>
+                          <pic:cNvPr id="0" name="Screenshot_2026-09-03-09-25-49-402_com.lucidframe.smartspend_app.jpg"/>
+                          <pic:cNvPicPr/>
+                        </pic:nvPicPr>
+                        <pic:blipFill>
+                          <a:blip r:embed="rId12"/>
+                          <a:stretch>
+                            <a:fillRect/>
+                          </a:stretch>
+                        </pic:blipFill>
+                        <pic:spPr>
+                          <a:xfrm>
+                            <a:off x="0" y="0"/>
+                            <a:ext cx="2103120" cy="4673600"/>
+                          </a:xfrm>
+                          <a:prstGeom prst="rect"/>
+                        </pic:spPr>
+                      </pic:pic>
+                    </a:graphicData>
+                  </a:graphic>
+                </wp:inline>
+              </w:drawing>
             </w:r>
           </w:p>
         </w:tc>
@@ -1527,16 +1692,16 @@
           </w:tcPr>
           <w:p>
             <w:pPr>
-              <w:spacing w:before="720" w:after="720"/>
-              <w:jc w:val="center"/>
+              <w:spacing w:before="60" w:after="60"/>
+              <w:jc w:val="left"/>
             </w:pPr>
             <w:r>
               <w:rPr>
                 <w:rFonts w:ascii="Tahoma" w:hAnsi="Tahoma"/>
-                <w:color w:val="6B6B6B"/>
-                <w:sz w:val="17"/>
+                <w:color w:val="222222"/>
+                <w:sz w:val="18"/>
               </w:rPr>
-              <w:t>[ Insert Photo 3 Here ]</w:t>
+              <w:t>Profile screen — FHS Score Breakdown with "See breakdown" scroll fix (Bug #3): tapping auto-scrolls to FMS section</w:t>
             </w:r>
           </w:p>
         </w:tc>
@@ -1547,16 +1712,129 @@
           </w:tcPr>
           <w:p>
             <w:pPr>
-              <w:spacing w:before="720" w:after="720"/>
-              <w:jc w:val="center"/>
+              <w:spacing w:before="60" w:after="60"/>
+              <w:jc w:val="left"/>
             </w:pPr>
             <w:r>
               <w:rPr>
                 <w:rFonts w:ascii="Tahoma" w:hAnsi="Tahoma"/>
-                <w:color w:val="6B6B6B"/>
-                <w:sz w:val="17"/>
+                <w:color w:val="222222"/>
+                <w:sz w:val="18"/>
               </w:rPr>
-              <w:t>[ Insert Photo 4 Here ]</w:t>
+              <w:t>Analytics — spending by day-of-week heatmap and FHS 30-day score history chart with score history placeholder fix (Bug #5)</w:t>
+            </w:r>
+          </w:p>
+        </w:tc>
+      </w:tr>
+    </w:tbl>
+    <w:p/>
+    <w:tbl>
+      <w:tblPr>
+        <w:tblLook w:firstColumn="1" w:firstRow="1" w:lastColumn="0" w:lastRow="0" w:noHBand="0" w:noVBand="1" w:val="04A0"/>
+        <w:tblW w:w="10224" w:type="dxa"/>
+        <w:tblBorders>
+          <w:top w:val="single" w:sz="4" w:space="0" w:color="AAAAAA"/>
+          <w:left w:val="single" w:sz="4" w:space="0" w:color="AAAAAA"/>
+          <w:bottom w:val="single" w:sz="4" w:space="0" w:color="AAAAAA"/>
+          <w:right w:val="single" w:sz="4" w:space="0" w:color="AAAAAA"/>
+          <w:insideH w:val="single" w:sz="4" w:space="0" w:color="AAAAAA"/>
+          <w:insideV w:val="single" w:sz="4" w:space="0" w:color="AAAAAA"/>
+        </w:tblBorders>
+      </w:tblPr>
+      <w:tblGrid>
+        <w:gridCol w:w="5112"/>
+        <w:gridCol w:w="5112"/>
+      </w:tblGrid>
+      <w:tr>
+        <w:tc>
+          <w:tcPr>
+            <w:tcW w:type="dxa" w:w="5112"/>
+            <w:tcW w:w="5112" w:type="dxa"/>
+          </w:tcPr>
+          <w:p>
+            <w:pPr>
+              <w:spacing w:before="80" w:after="80"/>
+              <w:jc w:val="center"/>
+            </w:pPr>
+            <w:r>
+              <w:drawing>
+                <wp:inline xmlns:a="http://schemas.openxmlformats.org/drawingml/2006/main" xmlns:pic="http://schemas.openxmlformats.org/drawingml/2006/picture">
+                  <wp:extent cx="2103120" cy="4673600"/>
+                  <wp:docPr id="5" name="Picture 5"/>
+                  <wp:cNvGraphicFramePr>
+                    <a:graphicFrameLocks noChangeAspect="1"/>
+                  </wp:cNvGraphicFramePr>
+                  <a:graphic>
+                    <a:graphicData uri="http://schemas.openxmlformats.org/drawingml/2006/picture">
+                      <pic:pic>
+                        <pic:nvPicPr>
+                          <pic:cNvPr id="0" name="Screenshot_2026-09-03-09-27-45-644_com.github.android.jpg"/>
+                          <pic:cNvPicPr/>
+                        </pic:nvPicPr>
+                        <pic:blipFill>
+                          <a:blip r:embed="rId13"/>
+                          <a:stretch>
+                            <a:fillRect/>
+                          </a:stretch>
+                        </pic:blipFill>
+                        <pic:spPr>
+                          <a:xfrm>
+                            <a:off x="0" y="0"/>
+                            <a:ext cx="2103120" cy="4673600"/>
+                          </a:xfrm>
+                          <a:prstGeom prst="rect"/>
+                        </pic:spPr>
+                      </pic:pic>
+                    </a:graphicData>
+                  </a:graphic>
+                </wp:inline>
+              </w:drawing>
+            </w:r>
+          </w:p>
+        </w:tc>
+        <w:tc>
+          <w:tcPr>
+            <w:tcW w:type="dxa" w:w="5112"/>
+            <w:tcW w:w="5112" w:type="dxa"/>
+          </w:tcPr>
+          <w:p>
+            <w:pPr>
+              <w:spacing w:before="80" w:after="80"/>
+              <w:jc w:val="center"/>
+            </w:pPr>
+            <w:r>
+              <w:drawing>
+                <wp:inline xmlns:a="http://schemas.openxmlformats.org/drawingml/2006/main" xmlns:pic="http://schemas.openxmlformats.org/drawingml/2006/picture">
+                  <wp:extent cx="2103120" cy="4673600"/>
+                  <wp:docPr id="6" name="Picture 6"/>
+                  <wp:cNvGraphicFramePr>
+                    <a:graphicFrameLocks noChangeAspect="1"/>
+                  </wp:cNvGraphicFramePr>
+                  <a:graphic>
+                    <a:graphicData uri="http://schemas.openxmlformats.org/drawingml/2006/picture">
+                      <pic:pic>
+                        <pic:nvPicPr>
+                          <pic:cNvPr id="0" name="Screenshot_2026-09-03-09-28-02-361_com.github.android.jpg"/>
+                          <pic:cNvPicPr/>
+                        </pic:nvPicPr>
+                        <pic:blipFill>
+                          <a:blip r:embed="rId14"/>
+                          <a:stretch>
+                            <a:fillRect/>
+                          </a:stretch>
+                        </pic:blipFill>
+                        <pic:spPr>
+                          <a:xfrm>
+                            <a:off x="0" y="0"/>
+                            <a:ext cx="2103120" cy="4673600"/>
+                          </a:xfrm>
+                          <a:prstGeom prst="rect"/>
+                        </pic:spPr>
+                      </pic:pic>
+                    </a:graphicData>
+                  </a:graphic>
+                </wp:inline>
+              </w:drawing>
             </w:r>
           </w:p>
         </w:tc>
@@ -1569,7 +1847,7 @@
           </w:tcPr>
           <w:p>
             <w:pPr>
-              <w:spacing w:before="240" w:after="240"/>
+              <w:spacing w:before="60" w:after="60"/>
               <w:jc w:val="left"/>
             </w:pPr>
             <w:r>
@@ -1578,7 +1856,7 @@
                 <w:color w:val="222222"/>
                 <w:sz w:val="18"/>
               </w:rPr>
-              <w:t xml:space="preserve">Caption: </w:t>
+              <w:t>GitHub repository — smartspend-app showing v2.9.9 as Latest release (9 total releases published)</w:t>
             </w:r>
           </w:p>
         </w:tc>
@@ -1589,7 +1867,7 @@
           </w:tcPr>
           <w:p>
             <w:pPr>
-              <w:spacing w:before="240" w:after="240"/>
+              <w:spacing w:before="60" w:after="60"/>
               <w:jc w:val="left"/>
             </w:pPr>
             <w:r>
@@ -1598,7 +1876,120 @@
                 <w:color w:val="222222"/>
                 <w:sz w:val="18"/>
               </w:rPr>
-              <w:t xml:space="preserve">Caption: </w:t>
+              <w:t>GitHub v2.9.9 release notes showing all 5 bug fixes and CI/CD pipeline addition (release.yml)</w:t>
+            </w:r>
+          </w:p>
+        </w:tc>
+      </w:tr>
+    </w:tbl>
+    <w:p/>
+    <w:tbl>
+      <w:tblPr>
+        <w:tblLook w:firstColumn="1" w:firstRow="1" w:lastColumn="0" w:lastRow="0" w:noHBand="0" w:noVBand="1" w:val="04A0"/>
+        <w:tblW w:w="10224" w:type="dxa"/>
+        <w:tblBorders>
+          <w:top w:val="single" w:sz="4" w:space="0" w:color="AAAAAA"/>
+          <w:left w:val="single" w:sz="4" w:space="0" w:color="AAAAAA"/>
+          <w:bottom w:val="single" w:sz="4" w:space="0" w:color="AAAAAA"/>
+          <w:right w:val="single" w:sz="4" w:space="0" w:color="AAAAAA"/>
+          <w:insideH w:val="single" w:sz="4" w:space="0" w:color="AAAAAA"/>
+          <w:insideV w:val="single" w:sz="4" w:space="0" w:color="AAAAAA"/>
+        </w:tblBorders>
+      </w:tblPr>
+      <w:tblGrid>
+        <w:gridCol w:w="5112"/>
+        <w:gridCol w:w="5112"/>
+      </w:tblGrid>
+      <w:tr>
+        <w:tc>
+          <w:tcPr>
+            <w:tcW w:type="dxa" w:w="5112"/>
+            <w:tcW w:w="5112" w:type="dxa"/>
+          </w:tcPr>
+          <w:p>
+            <w:pPr>
+              <w:spacing w:before="80" w:after="80"/>
+              <w:jc w:val="center"/>
+            </w:pPr>
+            <w:r>
+              <w:drawing>
+                <wp:inline xmlns:a="http://schemas.openxmlformats.org/drawingml/2006/main" xmlns:pic="http://schemas.openxmlformats.org/drawingml/2006/picture">
+                  <wp:extent cx="2103120" cy="4673600"/>
+                  <wp:docPr id="7" name="Picture 7"/>
+                  <wp:cNvGraphicFramePr>
+                    <a:graphicFrameLocks noChangeAspect="1"/>
+                  </wp:cNvGraphicFramePr>
+                  <a:graphic>
+                    <a:graphicData uri="http://schemas.openxmlformats.org/drawingml/2006/picture">
+                      <pic:pic>
+                        <pic:nvPicPr>
+                          <pic:cNvPr id="0" name="Screenshot_2026-09-03-09-28-06-286_com.github.android.jpg"/>
+                          <pic:cNvPicPr/>
+                        </pic:nvPicPr>
+                        <pic:blipFill>
+                          <a:blip r:embed="rId15"/>
+                          <a:stretch>
+                            <a:fillRect/>
+                          </a:stretch>
+                        </pic:blipFill>
+                        <pic:spPr>
+                          <a:xfrm>
+                            <a:off x="0" y="0"/>
+                            <a:ext cx="2103120" cy="4673600"/>
+                          </a:xfrm>
+                          <a:prstGeom prst="rect"/>
+                        </pic:spPr>
+                      </pic:pic>
+                    </a:graphicData>
+                  </a:graphic>
+                </wp:inline>
+              </w:drawing>
+            </w:r>
+          </w:p>
+        </w:tc>
+        <w:tc>
+          <w:tcPr>
+            <w:tcW w:type="dxa" w:w="5112"/>
+            <w:tcW w:w="5112" w:type="dxa"/>
+          </w:tcPr>
+          <w:p>
+            <w:pPr>
+              <w:spacing w:before="80" w:after="80"/>
+              <w:jc w:val="center"/>
+            </w:pPr>
+            <w:r>
+              <w:drawing>
+                <wp:inline xmlns:a="http://schemas.openxmlformats.org/drawingml/2006/main" xmlns:pic="http://schemas.openxmlformats.org/drawingml/2006/picture">
+                  <wp:extent cx="2103120" cy="4673600"/>
+                  <wp:docPr id="8" name="Picture 8"/>
+                  <wp:cNvGraphicFramePr>
+                    <a:graphicFrameLocks noChangeAspect="1"/>
+                  </wp:cNvGraphicFramePr>
+                  <a:graphic>
+                    <a:graphicData uri="http://schemas.openxmlformats.org/drawingml/2006/picture">
+                      <pic:pic>
+                        <pic:nvPicPr>
+                          <pic:cNvPr id="0" name="Screenshot_2026-09-03-09-30-44-957_com.github.android.jpg"/>
+                          <pic:cNvPicPr/>
+                        </pic:nvPicPr>
+                        <pic:blipFill>
+                          <a:blip r:embed="rId16"/>
+                          <a:stretch>
+                            <a:fillRect/>
+                          </a:stretch>
+                        </pic:blipFill>
+                        <pic:spPr>
+                          <a:xfrm>
+                            <a:off x="0" y="0"/>
+                            <a:ext cx="2103120" cy="4673600"/>
+                          </a:xfrm>
+                          <a:prstGeom prst="rect"/>
+                        </pic:spPr>
+                      </pic:pic>
+                    </a:graphicData>
+                  </a:graphic>
+                </wp:inline>
+              </w:drawing>
             </w:r>
           </w:p>
         </w:tc>
@@ -1611,16 +2002,16 @@
           </w:tcPr>
           <w:p>
             <w:pPr>
-              <w:spacing w:before="720" w:after="720"/>
-              <w:jc w:val="center"/>
+              <w:spacing w:before="60" w:after="60"/>
+              <w:jc w:val="left"/>
             </w:pPr>
             <w:r>
               <w:rPr>
                 <w:rFonts w:ascii="Tahoma" w:hAnsi="Tahoma"/>
-                <w:color w:val="6B6B6B"/>
-                <w:sz w:val="17"/>
+                <w:color w:val="222222"/>
+                <w:sz w:val="18"/>
               </w:rPr>
-              <w:t>[ Insert Photo 5 Here ]</w:t>
+              <w:t>GitHub v2.9.9 release assets — 3 signed APK variants: arm64-v8a (45 MB), armeabi-v7a (37 MB), x86_64 (48 MB)</w:t>
             </w:r>
           </w:p>
         </w:tc>
@@ -1631,29 +2022,7 @@
           </w:tcPr>
           <w:p>
             <w:pPr>
-              <w:spacing w:before="720" w:after="720"/>
-              <w:jc w:val="center"/>
-            </w:pPr>
-            <w:r>
-              <w:rPr>
-                <w:rFonts w:ascii="Tahoma" w:hAnsi="Tahoma"/>
-                <w:color w:val="6B6B6B"/>
-                <w:sz w:val="17"/>
-              </w:rPr>
-              <w:t>[ Insert Photo 6 Here ]</w:t>
-            </w:r>
-          </w:p>
-        </w:tc>
-      </w:tr>
-      <w:tr>
-        <w:tc>
-          <w:tcPr>
-            <w:tcW w:type="dxa" w:w="5112"/>
-            <w:tcW w:w="5112" w:type="dxa"/>
-          </w:tcPr>
-          <w:p>
-            <w:pPr>
-              <w:spacing w:before="240" w:after="240"/>
+              <w:spacing w:before="60" w:after="60"/>
               <w:jc w:val="left"/>
             </w:pPr>
             <w:r>
@@ -1662,32 +2031,13 @@
                 <w:color w:val="222222"/>
                 <w:sz w:val="18"/>
               </w:rPr>
-              <w:t xml:space="preserve">Caption: </w:t>
-            </w:r>
-          </w:p>
-        </w:tc>
-        <w:tc>
-          <w:tcPr>
-            <w:tcW w:type="dxa" w:w="5112"/>
-            <w:tcW w:w="5112" w:type="dxa"/>
-          </w:tcPr>
-          <w:p>
-            <w:pPr>
-              <w:spacing w:before="240" w:after="240"/>
-              <w:jc w:val="left"/>
-            </w:pPr>
-            <w:r>
-              <w:rPr>
-                <w:rFonts w:ascii="Tahoma" w:hAnsi="Tahoma"/>
-                <w:color w:val="222222"/>
-                <w:sz w:val="18"/>
-              </w:rPr>
-              <w:t xml:space="preserve">Caption: </w:t>
+              <w:t>GitHub Actions — release.yml CI/CD workflow: triggers on version tag push (v*.*.*), sets up Java 17 and Flutter 3.41.6</w:t>
             </w:r>
           </w:p>
         </w:tc>
       </w:tr>
     </w:tbl>
+    <w:p/>
     <w:p/>
     <w:tbl>
       <w:tblPr>
@@ -1840,7 +2190,7 @@
       </w:tr>
     </w:tbl>
     <w:sectPr>
-      <w:footerReference w:type="default" r:id="rId9"/>
+      <w:footerReference w:type="default" r:id="rId17"/>
       <w:pgSz w:w="12240" w:h="15840"/>
       <w:pgMar w:top="1008" w:right="1008" w:bottom="1008" w:left="1008" w:header="720" w:footer="720" w:gutter="0"/>
       <w:cols w:space="720"/>
